--- a/app/templates/docx/decrease_template.docx
+++ b/app/templates/docx/decrease_template.docx
@@ -4,325 +4,183 @@
   <w:body>
     <w:p>
       <w:pPr>
-        <w:framePr w:hSpace="180" w:wrap="around" w:vAnchor="text" w:hAnchor="margin" w:xAlign="right" w:y="85"/>
-        <w:ind w:left="-180"/>
-        <w:jc w:val="right"/>
-        <w:outlineLvl w:val="0"/>
+        <w:pStyle w:val="a5"/>
+        <w:jc w:val="center"/>
+        <w:rPr>
+          <w:rFonts w:ascii="Times New Roman" w:hAnsi="Times New Roman"/>
+          <w:b/>
+          <w:sz w:val="32"/>
+          <w:szCs w:val="32"/>
+        </w:rPr>
+      </w:pPr>
+      <w:r>
         <w:rPr>
           <w:b/>
           <w:bCs/>
+        </w:rPr>
+        <w:t xml:space="preserve"> </w:t>
+      </w:r>
+      <w:r>
+        <w:rPr>
+          <w:b/>
+          <w:bCs/>
+        </w:rPr>
+        <w:tab/>
+        <w:t xml:space="preserve"> </w:t>
+      </w:r>
+      <w:r>
+        <w:rPr>
+          <w:b/>
+          <w:bCs/>
+        </w:rPr>
+        <w:tab/>
+      </w:r>
+      <w:r>
+        <w:rPr>
+          <w:rFonts w:ascii="Times New Roman" w:hAnsi="Times New Roman"/>
+          <w:b/>
+          <w:sz w:val="32"/>
+          <w:szCs w:val="32"/>
+        </w:rPr>
+        <w:t>ООО «</w:t>
+      </w:r>
+      <w:r>
+        <w:rPr>
+          <w:rFonts w:ascii="Times New Roman" w:hAnsi="Times New Roman"/>
+          <w:b/>
+          <w:sz w:val="32"/>
+          <w:szCs w:val="32"/>
           <w:lang w:val="en-US"/>
         </w:rPr>
-      </w:pPr>
-      <w:r>
-        <w:rPr>
-          <w:b/>
-          <w:bCs/>
-        </w:rPr>
-        <w:t>ООО</w:t>
-      </w:r>
-      <w:r>
-        <w:rPr>
-          <w:b/>
-          <w:bCs/>
+        <w:t>YANGI</w:t>
+      </w:r>
+      <w:r>
+        <w:rPr>
+          <w:rFonts w:ascii="Times New Roman" w:hAnsi="Times New Roman"/>
+          <w:b/>
+          <w:sz w:val="32"/>
+          <w:szCs w:val="32"/>
+        </w:rPr>
+        <w:t xml:space="preserve"> </w:t>
+      </w:r>
+      <w:r>
+        <w:rPr>
+          <w:rFonts w:ascii="Times New Roman" w:hAnsi="Times New Roman"/>
+          <w:b/>
+          <w:sz w:val="32"/>
+          <w:szCs w:val="32"/>
           <w:lang w:val="en-US"/>
         </w:rPr>
-        <w:t xml:space="preserve"> «UNIQUE TRADE BUSINESS»</w:t>
-      </w:r>
-    </w:p>
-    <w:p>
-      <w:pPr>
-        <w:pStyle w:val="a5"/>
-        <w:framePr w:hSpace="180" w:wrap="around" w:vAnchor="text" w:hAnchor="margin" w:xAlign="right" w:y="85"/>
-        <w:jc w:val="right"/>
+        <w:t>ZAMON</w:t>
+      </w:r>
+      <w:r>
         <w:rPr>
           <w:rFonts w:ascii="Times New Roman" w:hAnsi="Times New Roman"/>
+          <w:b/>
+          <w:sz w:val="32"/>
+          <w:szCs w:val="32"/>
+        </w:rPr>
+        <w:t xml:space="preserve"> </w:t>
+      </w:r>
+      <w:r>
+        <w:rPr>
+          <w:rFonts w:ascii="Times New Roman" w:hAnsi="Times New Roman"/>
+          <w:b/>
+          <w:sz w:val="32"/>
+          <w:szCs w:val="32"/>
           <w:lang w:val="en-US"/>
         </w:rPr>
-      </w:pPr>
+        <w:t>BINO</w:t>
+      </w:r>
       <w:r>
         <w:rPr>
           <w:rFonts w:ascii="Times New Roman" w:hAnsi="Times New Roman"/>
-        </w:rPr>
-        <w:t>Адрес</w:t>
-      </w:r>
-      <w:r>
-        <w:rPr>
-          <w:rFonts w:ascii="Times New Roman" w:hAnsi="Times New Roman"/>
-          <w:lang w:val="en-US"/>
-        </w:rPr>
-        <w:t xml:space="preserve">: </w:t>
+          <w:b/>
+          <w:sz w:val="32"/>
+          <w:szCs w:val="32"/>
+        </w:rPr>
+        <w:t>»</w:t>
+      </w:r>
+    </w:p>
+    <w:p>
+      <w:pPr>
+        <w:pBdr>
+          <w:bottom w:val="single" w:sz="4" w:space="1" w:color="auto"/>
+        </w:pBdr>
+        <w:jc w:val="center"/>
+        <w:rPr>
+          <w:sz w:val="22"/>
+          <w:szCs w:val="22"/>
+        </w:rPr>
+      </w:pPr>
+      <w:r>
+        <w:t xml:space="preserve">г. Ташкент, </w:t>
       </w:r>
       <w:proofErr w:type="spellStart"/>
       <w:r>
-        <w:rPr>
-          <w:rFonts w:ascii="Times New Roman" w:hAnsi="Times New Roman"/>
-        </w:rPr>
-        <w:t>РУз</w:t>
+        <w:t>Юнусбадаский</w:t>
       </w:r>
       <w:proofErr w:type="spellEnd"/>
       <w:r>
-        <w:rPr>
-          <w:rFonts w:ascii="Times New Roman" w:hAnsi="Times New Roman"/>
-          <w:lang w:val="en-US"/>
-        </w:rPr>
-        <w:t xml:space="preserve">., </w:t>
-      </w:r>
-      <w:r>
-        <w:rPr>
-          <w:rFonts w:ascii="Times New Roman" w:hAnsi="Times New Roman"/>
-        </w:rPr>
-        <w:t>г</w:t>
-      </w:r>
-      <w:r>
-        <w:rPr>
-          <w:rFonts w:ascii="Times New Roman" w:hAnsi="Times New Roman"/>
-          <w:lang w:val="en-US"/>
-        </w:rPr>
-        <w:t xml:space="preserve">. </w:t>
-      </w:r>
-      <w:r>
-        <w:rPr>
-          <w:rFonts w:ascii="Times New Roman" w:hAnsi="Times New Roman"/>
-        </w:rPr>
-        <w:t>Ташкент</w:t>
-      </w:r>
-      <w:r>
-        <w:rPr>
-          <w:rFonts w:ascii="Times New Roman" w:hAnsi="Times New Roman"/>
-          <w:lang w:val="en-US"/>
-        </w:rPr>
-        <w:t xml:space="preserve">, </w:t>
-      </w:r>
-      <w:r>
-        <w:rPr>
-          <w:rFonts w:ascii="Times New Roman" w:hAnsi="Times New Roman"/>
-        </w:rPr>
-        <w:t>Ю</w:t>
-      </w:r>
-      <w:r>
-        <w:rPr>
-          <w:rFonts w:ascii="Times New Roman" w:hAnsi="Times New Roman"/>
-          <w:lang w:val="en-US"/>
-        </w:rPr>
-        <w:t xml:space="preserve">. </w:t>
+        <w:t xml:space="preserve"> район, пр. А. </w:t>
       </w:r>
       <w:proofErr w:type="spellStart"/>
       <w:r>
-        <w:rPr>
-          <w:rFonts w:ascii="Times New Roman" w:hAnsi="Times New Roman"/>
-        </w:rPr>
-        <w:t>Абадский</w:t>
+        <w:t>Темура</w:t>
       </w:r>
       <w:proofErr w:type="spellEnd"/>
       <w:r>
-        <w:rPr>
-          <w:rFonts w:ascii="Times New Roman" w:hAnsi="Times New Roman"/>
-          <w:lang w:val="en-US"/>
-        </w:rPr>
-        <w:t xml:space="preserve"> </w:t>
-      </w:r>
-      <w:r>
-        <w:rPr>
-          <w:rFonts w:ascii="Times New Roman" w:hAnsi="Times New Roman"/>
-        </w:rPr>
-        <w:t>район</w:t>
-      </w:r>
-      <w:r>
-        <w:rPr>
-          <w:rFonts w:ascii="Times New Roman" w:hAnsi="Times New Roman"/>
-          <w:lang w:val="en-US"/>
-        </w:rPr>
-        <w:t xml:space="preserve">, </w:t>
+        <w:t xml:space="preserve"> 95</w:t>
+      </w:r>
+    </w:p>
+    <w:p>
+      <w:pPr>
+        <w:pBdr>
+          <w:bottom w:val="single" w:sz="4" w:space="1" w:color="auto"/>
+        </w:pBdr>
+        <w:contextualSpacing/>
+        <w:jc w:val="center"/>
+      </w:pPr>
+      <w:r>
+        <w:t>р/с 2020 8000 6006 9369 1002</w:t>
+      </w:r>
+    </w:p>
+    <w:p>
+      <w:pPr>
+        <w:pBdr>
+          <w:bottom w:val="single" w:sz="4" w:space="1" w:color="auto"/>
+        </w:pBdr>
+        <w:contextualSpacing/>
+        <w:jc w:val="center"/>
+      </w:pPr>
+      <w:r>
+        <w:t xml:space="preserve">в ЧАКБ «ORIENT FINANS» </w:t>
       </w:r>
       <w:proofErr w:type="spellStart"/>
       <w:r>
-        <w:rPr>
-          <w:rFonts w:ascii="Times New Roman" w:hAnsi="Times New Roman"/>
-        </w:rPr>
-        <w:t>пр</w:t>
+        <w:t>Юнусабадский</w:t>
       </w:r>
       <w:proofErr w:type="spellEnd"/>
       <w:r>
-        <w:rPr>
-          <w:rFonts w:ascii="Times New Roman" w:hAnsi="Times New Roman"/>
-          <w:lang w:val="en-US"/>
-        </w:rPr>
-        <w:t>-</w:t>
-      </w:r>
-      <w:r>
-        <w:rPr>
-          <w:rFonts w:ascii="Times New Roman" w:hAnsi="Times New Roman"/>
-        </w:rPr>
-        <w:t>т</w:t>
-      </w:r>
-      <w:r>
-        <w:rPr>
-          <w:rFonts w:ascii="Times New Roman" w:hAnsi="Times New Roman"/>
-          <w:lang w:val="en-US"/>
-        </w:rPr>
-        <w:t xml:space="preserve"> </w:t>
-      </w:r>
-      <w:r>
-        <w:rPr>
-          <w:rFonts w:ascii="Times New Roman" w:hAnsi="Times New Roman"/>
-        </w:rPr>
-        <w:t>А</w:t>
-      </w:r>
-      <w:r>
-        <w:rPr>
-          <w:rFonts w:ascii="Times New Roman" w:hAnsi="Times New Roman"/>
-          <w:lang w:val="en-US"/>
-        </w:rPr>
-        <w:t xml:space="preserve">. </w:t>
-      </w:r>
-      <w:proofErr w:type="spellStart"/>
-      <w:r>
-        <w:rPr>
-          <w:rFonts w:ascii="Times New Roman" w:hAnsi="Times New Roman"/>
-        </w:rPr>
-        <w:t>Темура</w:t>
-      </w:r>
-      <w:proofErr w:type="spellEnd"/>
-      <w:r>
-        <w:rPr>
-          <w:rFonts w:ascii="Times New Roman" w:hAnsi="Times New Roman"/>
-          <w:lang w:val="en-US"/>
-        </w:rPr>
-        <w:t>, 95-</w:t>
-      </w:r>
-      <w:r>
-        <w:rPr>
-          <w:rFonts w:ascii="Times New Roman" w:hAnsi="Times New Roman"/>
-        </w:rPr>
-        <w:t>А</w:t>
-      </w:r>
-      <w:r>
-        <w:rPr>
-          <w:rFonts w:ascii="Times New Roman" w:hAnsi="Times New Roman"/>
-          <w:lang w:val="en-US"/>
-        </w:rPr>
-        <w:t>, 100084,</w:t>
-      </w:r>
-    </w:p>
-    <w:p>
-      <w:pPr>
-        <w:ind w:left="2832"/>
-        <w:rPr>
+        <w:t xml:space="preserve"> ф-л МФО 01075 </w:t>
+      </w:r>
+      <w:r>
+        <w:br/>
+        <w:t>ИНН 304 424</w:t>
+      </w:r>
+      <w:r>
+        <w:t> </w:t>
+      </w:r>
+      <w:r>
+        <w:t>670</w:t>
+      </w:r>
+    </w:p>
+    <w:p>
+      <w:pPr>
+        <w:rPr>
+          <w:b/>
           <w:sz w:val="20"/>
           <w:szCs w:val="20"/>
-          <w:lang w:val="en-US"/>
-        </w:rPr>
-      </w:pPr>
-      <w:r>
-        <w:t>р</w:t>
-      </w:r>
-      <w:r>
-        <w:rPr>
-          <w:lang w:val="en-US"/>
-        </w:rPr>
-        <w:t>/</w:t>
-      </w:r>
-      <w:r>
-        <w:t>с</w:t>
-      </w:r>
-      <w:r>
-        <w:rPr>
-          <w:lang w:val="en-US"/>
-        </w:rPr>
-        <w:t xml:space="preserve">: 20208000200632549001 </w:t>
-      </w:r>
-      <w:r>
-        <w:t>в</w:t>
-      </w:r>
-      <w:r>
-        <w:rPr>
-          <w:lang w:val="en-US"/>
-        </w:rPr>
-        <w:t xml:space="preserve"> </w:t>
-      </w:r>
-      <w:r>
-        <w:t>Ю</w:t>
-      </w:r>
-      <w:r>
-        <w:rPr>
-          <w:lang w:val="en-US"/>
-        </w:rPr>
-        <w:t xml:space="preserve">. </w:t>
-      </w:r>
-      <w:proofErr w:type="spellStart"/>
-      <w:r>
-        <w:t>Абадский</w:t>
-      </w:r>
-      <w:proofErr w:type="spellEnd"/>
-      <w:r>
-        <w:rPr>
-          <w:lang w:val="en-US"/>
-        </w:rPr>
-        <w:t xml:space="preserve"> </w:t>
-      </w:r>
-      <w:r>
-        <w:t>ЦБУ</w:t>
-      </w:r>
-      <w:r>
-        <w:rPr>
-          <w:lang w:val="en-US"/>
-        </w:rPr>
-        <w:t xml:space="preserve"> «ORIENT FINANS» </w:t>
-      </w:r>
-      <w:r>
-        <w:t>МФО</w:t>
-      </w:r>
-      <w:r>
-        <w:rPr>
-          <w:lang w:val="en-US"/>
-        </w:rPr>
-        <w:t xml:space="preserve"> 01071    </w:t>
-      </w:r>
-      <w:r>
-        <w:t>ИНН</w:t>
-      </w:r>
-      <w:r>
-        <w:rPr>
-          <w:lang w:val="en-US"/>
-        </w:rPr>
-        <w:t xml:space="preserve"> 304042245   </w:t>
-      </w:r>
-      <w:r>
-        <w:t>ОКЭД</w:t>
-      </w:r>
-      <w:r>
-        <w:rPr>
-          <w:lang w:val="en-US"/>
-        </w:rPr>
-        <w:t xml:space="preserve"> 42110   </w:t>
-      </w:r>
-      <w:r>
-        <w:t>РКП</w:t>
-      </w:r>
-      <w:r>
-        <w:rPr>
-          <w:lang w:val="en-US"/>
-        </w:rPr>
-        <w:t xml:space="preserve"> </w:t>
-      </w:r>
-      <w:r>
-        <w:t>НДС</w:t>
-      </w:r>
-      <w:r>
-        <w:rPr>
-          <w:lang w:val="en-US"/>
-        </w:rPr>
-        <w:t xml:space="preserve"> 326030009014</w:t>
-      </w:r>
-    </w:p>
-    <w:p>
-      <w:pPr>
-        <w:rPr>
-          <w:b/>
-          <w:sz w:val="20"/>
-          <w:szCs w:val="20"/>
-          <w:lang w:val="en-US"/>
         </w:rPr>
       </w:pPr>
     </w:p>
@@ -361,7 +219,6 @@
                 <w:rFonts w:cs="Times New Roman"/>
                 <w:sz w:val="20"/>
                 <w:szCs w:val="20"/>
-                <w:lang w:val="en-US"/>
               </w:rPr>
             </w:pPr>
           </w:p>
@@ -1215,13 +1072,15 @@
           <w:b/>
           <w:sz w:val="22"/>
           <w:szCs w:val="22"/>
-        </w:rPr>
-      </w:pPr>
-      <w:r>
-        <w:rPr>
-          <w:b/>
-          <w:sz w:val="22"/>
-          <w:szCs w:val="22"/>
+          <w:highlight w:val="yellow"/>
+        </w:rPr>
+      </w:pPr>
+      <w:r>
+        <w:rPr>
+          <w:b/>
+          <w:sz w:val="22"/>
+          <w:szCs w:val="22"/>
+          <w:highlight w:val="yellow"/>
         </w:rPr>
         <w:t xml:space="preserve">Представитель по доверенности </w:t>
       </w:r>
@@ -1232,101 +1091,92 @@
           <w:b/>
           <w:sz w:val="22"/>
           <w:szCs w:val="22"/>
-        </w:rPr>
-      </w:pPr>
-      <w:r>
-        <w:rPr>
-          <w:b/>
-          <w:sz w:val="22"/>
-          <w:szCs w:val="22"/>
+          <w:highlight w:val="yellow"/>
+        </w:rPr>
+      </w:pPr>
+      <w:r>
+        <w:rPr>
+          <w:b/>
         </w:rPr>
         <w:t>ООО</w:t>
       </w:r>
       <w:r>
         <w:rPr>
           <w:b/>
-          <w:sz w:val="22"/>
-          <w:szCs w:val="22"/>
         </w:rPr>
         <w:t xml:space="preserve"> «</w:t>
       </w:r>
       <w:r>
         <w:rPr>
+          <w:rFonts w:eastAsia="Batang"/>
           <w:b/>
           <w:bCs/>
-          <w:sz w:val="22"/>
-          <w:szCs w:val="22"/>
-          <w:lang w:val="en-US"/>
-        </w:rPr>
-        <w:t>UNIQUE</w:t>
-      </w:r>
-      <w:r>
-        <w:rPr>
+          <w:lang w:val="en-US" w:eastAsia="ko-KR"/>
+        </w:rPr>
+        <w:t>YANGI</w:t>
+      </w:r>
+      <w:r>
+        <w:rPr>
+          <w:rFonts w:eastAsia="Batang"/>
           <w:b/>
           <w:bCs/>
-          <w:sz w:val="22"/>
-          <w:szCs w:val="22"/>
+          <w:lang w:eastAsia="ko-KR"/>
         </w:rPr>
         <w:t xml:space="preserve"> </w:t>
       </w:r>
       <w:r>
         <w:rPr>
+          <w:rFonts w:eastAsia="Batang"/>
           <w:b/>
           <w:bCs/>
-          <w:sz w:val="22"/>
-          <w:szCs w:val="22"/>
-          <w:lang w:val="en-US"/>
-        </w:rPr>
-        <w:t>TRADE</w:t>
-      </w:r>
-      <w:r>
-        <w:rPr>
+          <w:lang w:val="en-US" w:eastAsia="ko-KR"/>
+        </w:rPr>
+        <w:t>ZAMON</w:t>
+      </w:r>
+      <w:r>
+        <w:rPr>
+          <w:rFonts w:eastAsia="Batang"/>
           <w:b/>
           <w:bCs/>
-          <w:sz w:val="22"/>
-          <w:szCs w:val="22"/>
+          <w:lang w:eastAsia="ko-KR"/>
         </w:rPr>
         <w:t xml:space="preserve"> </w:t>
       </w:r>
       <w:proofErr w:type="gramStart"/>
       <w:r>
         <w:rPr>
+          <w:rFonts w:eastAsia="Batang"/>
           <w:b/>
           <w:bCs/>
-          <w:sz w:val="22"/>
-          <w:szCs w:val="22"/>
-          <w:lang w:val="en-US"/>
-        </w:rPr>
-        <w:t>BUSINESS</w:t>
-      </w:r>
-      <w:r>
-        <w:rPr>
-          <w:b/>
-          <w:sz w:val="22"/>
-          <w:szCs w:val="22"/>
+          <w:lang w:val="en-US" w:eastAsia="ko-KR"/>
+        </w:rPr>
+        <w:t>BINO</w:t>
+      </w:r>
+      <w:r>
+        <w:rPr>
+          <w:b/>
         </w:rPr>
         <w:t>»</w:t>
       </w:r>
       <w:r>
         <w:rPr>
-          <w:sz w:val="22"/>
-          <w:szCs w:val="22"/>
-        </w:rPr>
-        <w:t xml:space="preserve">   </w:t>
+          <w:b/>
+        </w:rPr>
+        <w:t>_</w:t>
       </w:r>
       <w:proofErr w:type="gramEnd"/>
       <w:r>
         <w:rPr>
-          <w:sz w:val="22"/>
-          <w:szCs w:val="22"/>
-        </w:rPr>
-        <w:t xml:space="preserve">                                     </w:t>
-      </w:r>
-      <w:r>
-        <w:rPr>
-          <w:b/>
-          <w:sz w:val="22"/>
-          <w:szCs w:val="22"/>
+          <w:b/>
+        </w:rPr>
+        <w:t>____________--</w:t>
+      </w:r>
+      <w:r>
+        <w:rPr>
+          <w:b/>
+          <w:sz w:val="22"/>
+          <w:szCs w:val="22"/>
+          <w:highlight w:val="yellow"/>
         </w:rPr>
         <w:t>______________</w:t>
       </w:r>
@@ -1344,48 +1194,9 @@
           <w:b/>
           <w:sz w:val="22"/>
           <w:szCs w:val="22"/>
-        </w:rPr>
-        <w:t>Нигматов</w:t>
-      </w:r>
-      <w:r>
-        <w:rPr>
-          <w:b/>
-          <w:sz w:val="22"/>
-          <w:szCs w:val="22"/>
-        </w:rPr>
-        <w:t xml:space="preserve"> </w:t>
-      </w:r>
-      <w:r>
-        <w:rPr>
-          <w:b/>
-          <w:sz w:val="22"/>
-          <w:szCs w:val="22"/>
-        </w:rPr>
-        <w:t>Д</w:t>
-      </w:r>
-      <w:r>
-        <w:rPr>
-          <w:b/>
-          <w:sz w:val="22"/>
-          <w:szCs w:val="22"/>
-        </w:rPr>
-        <w:t>.</w:t>
-      </w:r>
-      <w:r>
-        <w:rPr>
-          <w:b/>
-          <w:sz w:val="22"/>
-          <w:szCs w:val="22"/>
-        </w:rPr>
-        <w:t>С</w:t>
-      </w:r>
-      <w:r>
-        <w:rPr>
-          <w:b/>
-          <w:sz w:val="22"/>
-          <w:szCs w:val="22"/>
-        </w:rPr>
-        <w:t>.</w:t>
+          <w:highlight w:val="yellow"/>
+        </w:rPr>
+        <w:t>Нигматов Д.С.</w:t>
       </w:r>
     </w:p>
     <w:p>

--- a/app/templates/docx/decrease_template.docx
+++ b/app/templates/docx/decrease_template.docx
@@ -18,13 +18,6 @@
           <w:b/>
           <w:bCs/>
         </w:rPr>
-        <w:t xml:space="preserve"> </w:t>
-      </w:r>
-      <w:r>
-        <w:rPr>
-          <w:b/>
-          <w:bCs/>
-        </w:rPr>
         <w:tab/>
         <w:t xml:space="preserve"> </w:t>
       </w:r>
@@ -114,65 +107,7 @@
         </w:rPr>
       </w:pPr>
       <w:r>
-        <w:t xml:space="preserve">г. Ташкент, </w:t>
-      </w:r>
-      <w:proofErr w:type="spellStart"/>
-      <w:r>
-        <w:t>Юнусбадаский</w:t>
-      </w:r>
-      <w:proofErr w:type="spellEnd"/>
-      <w:r>
-        <w:t xml:space="preserve"> район, пр. А. </w:t>
-      </w:r>
-      <w:proofErr w:type="spellStart"/>
-      <w:r>
-        <w:t>Темура</w:t>
-      </w:r>
-      <w:proofErr w:type="spellEnd"/>
-      <w:r>
-        <w:t xml:space="preserve"> 95</w:t>
-      </w:r>
-    </w:p>
-    <w:p>
-      <w:pPr>
-        <w:pBdr>
-          <w:bottom w:val="single" w:sz="4" w:space="1" w:color="auto"/>
-        </w:pBdr>
-        <w:contextualSpacing/>
-        <w:jc w:val="center"/>
-      </w:pPr>
-      <w:r>
-        <w:t>р/с 2020 8000 6006 9369 1002</w:t>
-      </w:r>
-    </w:p>
-    <w:p>
-      <w:pPr>
-        <w:pBdr>
-          <w:bottom w:val="single" w:sz="4" w:space="1" w:color="auto"/>
-        </w:pBdr>
-        <w:contextualSpacing/>
-        <w:jc w:val="center"/>
-      </w:pPr>
-      <w:r>
-        <w:t xml:space="preserve">в ЧАКБ «ORIENT FINANS» </w:t>
-      </w:r>
-      <w:proofErr w:type="spellStart"/>
-      <w:r>
-        <w:t>Юнусабадский</w:t>
-      </w:r>
-      <w:proofErr w:type="spellEnd"/>
-      <w:r>
-        <w:t xml:space="preserve"> ф-л МФО 01075 </w:t>
-      </w:r>
-      <w:r>
-        <w:br/>
-        <w:t>ИНН 304 424</w:t>
-      </w:r>
-      <w:r>
-        <w:t> </w:t>
-      </w:r>
-      <w:r>
-        <w:t>670</w:t>
+        <w:t>г. Ташкент, Юнусбадаский район, пр. А. Темура 95</w:t>
       </w:r>
     </w:p>
     <w:p>
@@ -216,7 +151,6 @@
           <w:p>
             <w:pPr>
               <w:rPr>
-                <w:rFonts w:cs="Times New Roman"/>
                 <w:sz w:val="20"/>
                 <w:szCs w:val="20"/>
               </w:rPr>
@@ -235,7 +169,6 @@
                 <w:tab w:val="left" w:pos="7662"/>
               </w:tabs>
               <w:rPr>
-                <w:rFonts w:cs="Times New Roman"/>
                 <w:b/>
                 <w:bCs/>
                 <w:sz w:val="22"/>
@@ -245,25 +178,13 @@
             </w:pPr>
             <w:r>
               <w:rPr>
-                <w:rFonts w:cs="Times New Roman"/>
                 <w:b/>
                 <w:bCs/>
                 <w:sz w:val="22"/>
                 <w:szCs w:val="22"/>
                 <w:lang w:val="uz-Cyrl-UZ"/>
               </w:rPr>
-              <w:t xml:space="preserve">№  </w:t>
-            </w:r>
-            <w:r>
-              <w:rPr>
-                <w:rFonts w:cs="Times New Roman"/>
-                <w:b/>
-                <w:bCs/>
-                <w:sz w:val="22"/>
-                <w:szCs w:val="22"/>
-                <w:lang w:val="uz-Cyrl-UZ"/>
-              </w:rPr>
-              <w:t>{{notification_id}}</w:t>
+              <w:t>№  {{notification_id}}</w:t>
             </w:r>
           </w:p>
           <w:p>
@@ -273,7 +194,6 @@
               </w:tabs>
               <w:ind w:right="709"/>
               <w:rPr>
-                <w:rFonts w:cs="Times New Roman"/>
                 <w:b/>
                 <w:bCs/>
                 <w:sz w:val="22"/>
@@ -283,25 +203,13 @@
             </w:pPr>
             <w:r>
               <w:rPr>
-                <w:rFonts w:cs="Times New Roman"/>
                 <w:b/>
                 <w:bCs/>
                 <w:sz w:val="22"/>
                 <w:szCs w:val="22"/>
                 <w:lang w:val="uz-Cyrl-UZ"/>
               </w:rPr>
-              <w:t xml:space="preserve">от </w:t>
-            </w:r>
-            <w:r>
-              <w:rPr>
-                <w:rFonts w:cs="Times New Roman"/>
-                <w:b/>
-                <w:bCs/>
-                <w:sz w:val="22"/>
-                <w:szCs w:val="22"/>
-                <w:lang w:val="uz-Cyrl-UZ"/>
-              </w:rPr>
-              <w:t xml:space="preserve"> «{{next_day}}» {{month}} {{year}} г.</w:t>
+              <w:t>от  «{{next_day}}» {{month}} {{year}} г.</w:t>
             </w:r>
           </w:p>
           <w:p>
@@ -310,7 +218,6 @@
                 <w:tab w:val="left" w:pos="7662"/>
               </w:tabs>
               <w:rPr>
-                <w:rFonts w:cs="Times New Roman"/>
                 <w:b/>
                 <w:bCs/>
                 <w:sz w:val="22"/>
@@ -324,11 +231,11 @@
           <w:tcPr>
             <w:tcW w:w="4957" w:type="dxa"/>
             <w:gridSpan w:val="2"/>
+            <w:hideMark/>
           </w:tcPr>
           <w:p>
             <w:pPr>
               <w:rPr>
-                <w:rFonts w:cs="Times New Roman"/>
                 <w:b/>
                 <w:bCs/>
                 <w:sz w:val="22"/>
@@ -338,25 +245,13 @@
             </w:pPr>
             <w:r>
               <w:rPr>
-                <w:rFonts w:cs="Times New Roman"/>
                 <w:b/>
                 <w:bCs/>
                 <w:sz w:val="22"/>
                 <w:szCs w:val="22"/>
                 <w:lang w:val="uz-Cyrl-UZ"/>
               </w:rPr>
-              <w:t xml:space="preserve">Кому: </w:t>
-            </w:r>
-            <w:r>
-              <w:rPr>
-                <w:rFonts w:cs="Times New Roman"/>
-                <w:b/>
-                <w:bCs/>
-                <w:sz w:val="22"/>
-                <w:szCs w:val="22"/>
-                <w:lang w:val="uz-Cyrl-UZ"/>
-              </w:rPr>
-              <w:t>{{ client_fio }}</w:t>
+              <w:t>Кому: {{ client_fio }}</w:t>
             </w:r>
           </w:p>
           <w:p>
@@ -365,7 +260,6 @@
                 <w:tab w:val="left" w:pos="7662"/>
               </w:tabs>
               <w:rPr>
-                <w:rFonts w:cs="Times New Roman"/>
                 <w:b/>
                 <w:bCs/>
                 <w:sz w:val="22"/>
@@ -375,36 +269,13 @@
             </w:pPr>
             <w:r>
               <w:rPr>
-                <w:rFonts w:cs="Times New Roman"/>
                 <w:b/>
                 <w:bCs/>
                 <w:sz w:val="22"/>
                 <w:szCs w:val="22"/>
                 <w:lang w:val="uz-Cyrl-UZ"/>
               </w:rPr>
-              <w:t>Адрес:</w:t>
-            </w:r>
-            <w:r>
-              <w:rPr>
-                <w:rFonts w:cs="Times New Roman"/>
-                <w:b/>
-                <w:bCs/>
-                <w:sz w:val="22"/>
-                <w:szCs w:val="22"/>
-                <w:lang w:val="uz-Cyrl-UZ"/>
-              </w:rPr>
-              <w:t xml:space="preserve"> </w:t>
-            </w:r>
-            <w:r>
-              <w:rPr>
-                <w:rFonts w:cs="Times New Roman"/>
-                <w:b/>
-                <w:bCs/>
-                <w:sz w:val="22"/>
-                <w:szCs w:val="22"/>
-                <w:lang w:val="uz-Cyrl-UZ"/>
-              </w:rPr>
-              <w:t>{{client_adress}}</w:t>
+              <w:t>Адрес: {{client_adress}}</w:t>
             </w:r>
           </w:p>
         </w:tc>
@@ -422,7 +293,7 @@
     </w:p>
     <w:p>
       <w:pPr>
-        <w:spacing w:line="256" w:lineRule="auto"/>
+        <w:spacing w:line="254" w:lineRule="auto"/>
         <w:rPr>
           <w:rFonts w:eastAsia="Calibri"/>
           <w:sz w:val="22"/>
@@ -448,43 +319,7 @@
           <w:sz w:val="22"/>
           <w:szCs w:val="22"/>
         </w:rPr>
-        <w:t xml:space="preserve">Уведомление </w:t>
-      </w:r>
-      <w:r>
-        <w:rPr>
-          <w:b/>
-          <w:bCs/>
-          <w:sz w:val="22"/>
-          <w:szCs w:val="22"/>
-        </w:rPr>
-        <w:t xml:space="preserve">о готовности </w:t>
-      </w:r>
-      <w:r>
-        <w:rPr>
-          <w:b/>
-          <w:bCs/>
-          <w:sz w:val="22"/>
-          <w:szCs w:val="22"/>
-        </w:rPr>
-        <w:t>Объекта</w:t>
-      </w:r>
-      <w:r>
-        <w:rPr>
-          <w:b/>
-          <w:bCs/>
-          <w:sz w:val="22"/>
-          <w:szCs w:val="22"/>
-        </w:rPr>
-        <w:t xml:space="preserve"> и </w:t>
-      </w:r>
-      <w:r>
-        <w:rPr>
-          <w:b/>
-          <w:bCs/>
-          <w:sz w:val="22"/>
-          <w:szCs w:val="22"/>
-        </w:rPr>
-        <w:t xml:space="preserve">об изменении площади </w:t>
+        <w:t xml:space="preserve">Уведомление о готовности Объекта и об изменении площади </w:t>
       </w:r>
     </w:p>
     <w:p>
@@ -526,35 +361,7 @@
           <w:sz w:val="22"/>
           <w:szCs w:val="22"/>
         </w:rPr>
-        <w:t xml:space="preserve"> Настоящим уведомляем Вас</w:t>
-      </w:r>
-      <w:r>
-        <w:rPr>
-          <w:sz w:val="22"/>
-          <w:szCs w:val="22"/>
-        </w:rPr>
-        <w:t xml:space="preserve"> </w:t>
-      </w:r>
-      <w:r>
-        <w:rPr>
-          <w:sz w:val="22"/>
-          <w:szCs w:val="22"/>
-        </w:rPr>
-        <w:t>о готовности Застройщика передать приобретенный Вами объект недвижимости</w:t>
-      </w:r>
-      <w:r>
-        <w:rPr>
-          <w:sz w:val="22"/>
-          <w:szCs w:val="22"/>
-        </w:rPr>
-        <w:t>, расположенного по адресу:</w:t>
-      </w:r>
-      <w:r>
-        <w:rPr>
-          <w:sz w:val="22"/>
-          <w:szCs w:val="22"/>
-        </w:rPr>
-        <w:t xml:space="preserve"> </w:t>
+        <w:t xml:space="preserve"> Настоящим уведомляем Вас о готовности Застройщика нотариально оформить приобретенный Вами объект недвижимости, расположенного по адресу: </w:t>
       </w:r>
       <w:proofErr w:type="gramStart"/>
       <w:r>
@@ -562,15 +369,7 @@
           <w:sz w:val="22"/>
           <w:szCs w:val="22"/>
         </w:rPr>
-        <w:t xml:space="preserve">{{ </w:t>
-      </w:r>
-      <w:proofErr w:type="spellStart"/>
-      <w:r>
-        <w:rPr>
-          <w:sz w:val="22"/>
-          <w:szCs w:val="22"/>
-        </w:rPr>
-        <w:t>complex</w:t>
+        <w:t>{{ complex</w:t>
       </w:r>
       <w:proofErr w:type="gramEnd"/>
       <w:r>
@@ -578,96 +377,7 @@
           <w:sz w:val="22"/>
           <w:szCs w:val="22"/>
         </w:rPr>
-        <w:t>_address</w:t>
-      </w:r>
-      <w:proofErr w:type="spellEnd"/>
-      <w:r>
-        <w:rPr>
-          <w:sz w:val="22"/>
-          <w:szCs w:val="22"/>
-        </w:rPr>
-        <w:t xml:space="preserve"> }}</w:t>
-      </w:r>
-      <w:r>
-        <w:rPr>
-          <w:sz w:val="22"/>
-          <w:szCs w:val="22"/>
-        </w:rPr>
-        <w:t xml:space="preserve">, </w:t>
-      </w:r>
-      <w:r>
-        <w:rPr>
-          <w:sz w:val="22"/>
-          <w:szCs w:val="22"/>
-        </w:rPr>
-        <w:t>согласно Договору долевого участия в строительстве жилого дома</w:t>
-      </w:r>
-      <w:r>
-        <w:rPr>
-          <w:sz w:val="22"/>
-          <w:szCs w:val="22"/>
-        </w:rPr>
-        <w:t xml:space="preserve"> </w:t>
-      </w:r>
-      <w:r>
-        <w:rPr>
-          <w:sz w:val="22"/>
-          <w:szCs w:val="22"/>
-        </w:rPr>
-        <w:t xml:space="preserve">№ </w:t>
-      </w:r>
-      <w:r>
-        <w:rPr>
-          <w:sz w:val="22"/>
-          <w:szCs w:val="22"/>
-        </w:rPr>
-        <w:t xml:space="preserve">{{ </w:t>
-      </w:r>
-      <w:proofErr w:type="spellStart"/>
-      <w:r>
-        <w:rPr>
-          <w:sz w:val="22"/>
-          <w:szCs w:val="22"/>
-        </w:rPr>
-        <w:t>agreement_number</w:t>
-      </w:r>
-      <w:proofErr w:type="spellEnd"/>
-      <w:r>
-        <w:rPr>
-          <w:sz w:val="22"/>
-          <w:szCs w:val="22"/>
-        </w:rPr>
-        <w:t xml:space="preserve"> }} от {{ </w:t>
-      </w:r>
-      <w:proofErr w:type="spellStart"/>
-      <w:r>
-        <w:rPr>
-          <w:sz w:val="22"/>
-          <w:szCs w:val="22"/>
-        </w:rPr>
-        <w:t>agreement_date</w:t>
-      </w:r>
-      <w:proofErr w:type="spellEnd"/>
-      <w:r>
-        <w:rPr>
-          <w:sz w:val="22"/>
-          <w:szCs w:val="22"/>
-        </w:rPr>
-        <w:t xml:space="preserve"> }}</w:t>
-      </w:r>
-      <w:r>
-        <w:rPr>
-          <w:sz w:val="22"/>
-          <w:szCs w:val="22"/>
-        </w:rPr>
-        <w:t xml:space="preserve"> </w:t>
-      </w:r>
-      <w:r>
-        <w:rPr>
-          <w:sz w:val="22"/>
-          <w:szCs w:val="22"/>
-        </w:rPr>
-        <w:t>(далее «Договор»).</w:t>
+        <w:t>_address }}, согласно Договору долевого участия в строительстве жилого дома № {{ agreement_number }} от {{ agreement_date }} (далее «Договор»).</w:t>
       </w:r>
     </w:p>
     <w:p>
@@ -692,212 +402,7 @@
           <w:sz w:val="22"/>
           <w:szCs w:val="22"/>
         </w:rPr>
-        <w:t xml:space="preserve">              Также, </w:t>
-      </w:r>
-      <w:r>
-        <w:rPr>
-          <w:sz w:val="22"/>
-          <w:szCs w:val="22"/>
-        </w:rPr>
-        <w:t>уведомляем Вас</w:t>
-      </w:r>
-      <w:r>
-        <w:rPr>
-          <w:sz w:val="22"/>
-          <w:szCs w:val="22"/>
-        </w:rPr>
-        <w:t xml:space="preserve">, </w:t>
-      </w:r>
-      <w:r>
-        <w:rPr>
-          <w:sz w:val="22"/>
-          <w:szCs w:val="22"/>
-        </w:rPr>
-        <w:t>что согласно кадастру Жилого дома</w:t>
-      </w:r>
-      <w:r>
-        <w:rPr>
-          <w:sz w:val="22"/>
-          <w:szCs w:val="22"/>
-        </w:rPr>
-        <w:t xml:space="preserve"> </w:t>
-      </w:r>
-      <w:r>
-        <w:rPr>
-          <w:sz w:val="22"/>
-          <w:szCs w:val="22"/>
-        </w:rPr>
-        <w:t>площадь Объекта недвижимости изменилась в сторону у</w:t>
-      </w:r>
-      <w:r>
-        <w:rPr>
-          <w:sz w:val="22"/>
-          <w:szCs w:val="22"/>
-        </w:rPr>
-        <w:t>меньше</w:t>
-      </w:r>
-      <w:r>
-        <w:rPr>
-          <w:sz w:val="22"/>
-          <w:szCs w:val="22"/>
-        </w:rPr>
-        <w:t xml:space="preserve">ния на </w:t>
-      </w:r>
-      <w:r>
-        <w:rPr>
-          <w:sz w:val="22"/>
-          <w:szCs w:val="22"/>
-        </w:rPr>
-        <w:t>{{</w:t>
-      </w:r>
-      <w:proofErr w:type="spellStart"/>
-      <w:r>
-        <w:rPr>
-          <w:sz w:val="22"/>
-          <w:szCs w:val="22"/>
-        </w:rPr>
-        <w:t>area</w:t>
-      </w:r>
-      <w:r>
-        <w:rPr>
-          <w:sz w:val="22"/>
-          <w:szCs w:val="22"/>
-        </w:rPr>
-        <w:t>_</w:t>
-      </w:r>
-      <w:r>
-        <w:rPr>
-          <w:sz w:val="22"/>
-          <w:szCs w:val="22"/>
-        </w:rPr>
-        <w:t>delta</w:t>
-      </w:r>
-      <w:proofErr w:type="spellEnd"/>
-      <w:r>
-        <w:rPr>
-          <w:sz w:val="22"/>
-          <w:szCs w:val="22"/>
-        </w:rPr>
-        <w:t>}}</w:t>
-      </w:r>
-      <w:r>
-        <w:rPr>
-          <w:sz w:val="22"/>
-          <w:szCs w:val="22"/>
-        </w:rPr>
-        <w:t>кв.м.</w:t>
-      </w:r>
-      <w:r>
-        <w:rPr>
-          <w:sz w:val="22"/>
-          <w:szCs w:val="22"/>
-        </w:rPr>
-        <w:t xml:space="preserve"> </w:t>
-      </w:r>
-      <w:r>
-        <w:rPr>
-          <w:sz w:val="22"/>
-          <w:szCs w:val="22"/>
-        </w:rPr>
-        <w:t>Согласно</w:t>
-      </w:r>
-      <w:r>
-        <w:rPr>
-          <w:sz w:val="22"/>
-          <w:szCs w:val="22"/>
-        </w:rPr>
-        <w:t xml:space="preserve"> услови</w:t>
-      </w:r>
-      <w:r>
-        <w:rPr>
-          <w:sz w:val="22"/>
-          <w:szCs w:val="22"/>
-        </w:rPr>
-        <w:t>ю</w:t>
-      </w:r>
-      <w:r>
-        <w:rPr>
-          <w:sz w:val="22"/>
-          <w:szCs w:val="22"/>
-        </w:rPr>
-        <w:t xml:space="preserve"> Договора долевого строительства</w:t>
-      </w:r>
-      <w:r>
-        <w:rPr>
-          <w:sz w:val="22"/>
-          <w:szCs w:val="22"/>
-        </w:rPr>
-        <w:t xml:space="preserve"> № </w:t>
-      </w:r>
-      <w:r>
-        <w:rPr>
-          <w:sz w:val="22"/>
-          <w:szCs w:val="22"/>
-        </w:rPr>
-        <w:t>{{ agreement_number }} от {{ agreement_date }}</w:t>
-      </w:r>
-      <w:r>
-        <w:rPr>
-          <w:sz w:val="22"/>
-          <w:szCs w:val="22"/>
-        </w:rPr>
-        <w:t>г</w:t>
-      </w:r>
-      <w:r>
-        <w:rPr>
-          <w:sz w:val="22"/>
-          <w:szCs w:val="22"/>
-        </w:rPr>
-        <w:t xml:space="preserve">, </w:t>
-      </w:r>
-      <w:r>
-        <w:rPr>
-          <w:sz w:val="22"/>
-          <w:szCs w:val="22"/>
-        </w:rPr>
-        <w:t>если общая площадь Объекта в соответствии с кадастровыми документами измениться (уменьшиться) больше чем на 2 (два) квадратных метра, Застройщик</w:t>
-      </w:r>
-      <w:r>
-        <w:rPr>
-          <w:sz w:val="22"/>
-          <w:szCs w:val="22"/>
-        </w:rPr>
-        <w:t>,</w:t>
-      </w:r>
-      <w:r>
-        <w:rPr>
-          <w:sz w:val="22"/>
-          <w:szCs w:val="22"/>
-        </w:rPr>
-        <w:t xml:space="preserve"> по письменному заявлению Дольщика</w:t>
-      </w:r>
-      <w:r>
-        <w:rPr>
-          <w:sz w:val="22"/>
-          <w:szCs w:val="22"/>
-        </w:rPr>
-        <w:t>,</w:t>
-      </w:r>
-      <w:r>
-        <w:rPr>
-          <w:sz w:val="22"/>
-          <w:szCs w:val="22"/>
-        </w:rPr>
-        <w:t xml:space="preserve"> обязан возвратить излишне внесенные денежные суммы в качестве долевого финансирования в строительство Жилого дома, соответствующие </w:t>
-      </w:r>
-      <w:r>
-        <w:rPr>
-          <w:sz w:val="22"/>
-          <w:szCs w:val="22"/>
-        </w:rPr>
-        <w:t>полному</w:t>
-      </w:r>
-      <w:r>
-        <w:rPr>
-          <w:sz w:val="22"/>
-          <w:szCs w:val="22"/>
-        </w:rPr>
-        <w:t xml:space="preserve"> уменьшению площади Объекта и рассчитанные исходя из договорной цены.</w:t>
+        <w:t xml:space="preserve">              Также, уведомляем Вас, что согласно кадастру Жилого дома площадь Объекта недвижимости изменилась в сторону уменьшения на {{area_delta}}кв.м. Согласно условию Договора долевого строительства № {{ agreement_number }} от {{ agreement_date }}г, если общая площадь Объекта в соответствии с кадастровыми документами измениться (уменьшиться) больше чем на 2 (два) квадратных метра, Застройщик, по письменному заявлению Дольщика, обязан возвратить излишне внесенные денежные суммы в качестве долевого финансирования в строительство Жилого дома, соответствующие полному уменьшению площади Объекта и рассчитанные исходя из договорной цены.</w:t>
       </w:r>
     </w:p>
     <w:p>
@@ -914,14 +419,7 @@
           <w:sz w:val="22"/>
           <w:szCs w:val="22"/>
         </w:rPr>
-        <w:t>В связи с этим просим Вас явиться для подачи заявления и заключения дополнительного соглашения к Договору долевого строительства в течение 10 дней с даты настоящего уведомления,</w:t>
-      </w:r>
-      <w:r>
-        <w:rPr>
-          <w:sz w:val="22"/>
-          <w:szCs w:val="22"/>
-        </w:rPr>
-        <w:t xml:space="preserve"> </w:t>
+        <w:t xml:space="preserve">В связи с этим просим Вас явиться для подачи заявления и заключения дополнительного соглашения к Договору долевого строительства в течение 10 дней с даты настоящего уведомления, </w:t>
       </w:r>
       <w:r>
         <w:rPr>
@@ -930,53 +428,14 @@
           <w:sz w:val="22"/>
           <w:szCs w:val="22"/>
         </w:rPr>
-        <w:t>предварительно согласовав время визита</w:t>
-      </w:r>
-      <w:r>
-        <w:rPr>
-          <w:b/>
-          <w:bCs/>
-          <w:sz w:val="22"/>
-          <w:szCs w:val="22"/>
-        </w:rPr>
-        <w:t xml:space="preserve"> и локацию</w:t>
-      </w:r>
-      <w:r>
-        <w:rPr>
-          <w:b/>
-          <w:bCs/>
-          <w:sz w:val="22"/>
-          <w:szCs w:val="22"/>
-        </w:rPr>
-        <w:t xml:space="preserve"> с Департаментом Клиентского Сервиса</w:t>
-      </w:r>
-      <w:r>
-        <w:rPr>
-          <w:sz w:val="22"/>
-          <w:szCs w:val="22"/>
-        </w:rPr>
-        <w:t xml:space="preserve">, связавшись по </w:t>
-      </w:r>
-      <w:r>
-        <w:rPr>
-          <w:sz w:val="22"/>
-          <w:szCs w:val="22"/>
-        </w:rPr>
-        <w:t xml:space="preserve">номеру телефона: </w:t>
-      </w:r>
-      <w:r>
-        <w:rPr>
-          <w:sz w:val="22"/>
-          <w:szCs w:val="22"/>
-        </w:rPr>
-        <w:t xml:space="preserve">+998 </w:t>
-      </w:r>
-      <w:r>
-        <w:rPr>
-          <w:sz w:val="22"/>
-          <w:szCs w:val="22"/>
-        </w:rPr>
-        <w:t>78 148 51 15</w:t>
+        <w:t>предварительно согласовав время визита и локацию с Департаментом Клиентского Сервиса</w:t>
+      </w:r>
+      <w:r>
+        <w:rPr>
+          <w:sz w:val="22"/>
+          <w:szCs w:val="22"/>
+        </w:rPr>
+        <w:t>, связавшись по номеру телефона: +998 78 148 51 15</w:t>
       </w:r>
     </w:p>
     <w:p>
@@ -1020,14 +479,7 @@
           <w:sz w:val="22"/>
           <w:szCs w:val="22"/>
         </w:rPr>
-        <w:t xml:space="preserve">Напоминаем, что в случае уклонения, неявки или отказа Дольщика от заключения дополнительного соглашения к Договору долевого строительства в сроки, установленные настоящим уведомлением, </w:t>
-      </w:r>
-      <w:r>
-        <w:rPr>
-          <w:sz w:val="22"/>
-          <w:szCs w:val="22"/>
-        </w:rPr>
-        <w:t>и отказа от принятия Объекта, Застройщик вправе составить Односторонний акт приемки-передачи либо отказаться от исполнения Договора в одностороннем порядке.</w:t>
+        <w:t>Напоминаем, что в случае уклонения, неявки или отказа Дольщика от заключения дополнительного соглашения к Договору долевого строительства в сроки, установленные настоящим уведомлением, и отказа от принятия Объекта, Застройщик вправе составить Односторонний акт приемки-передачи либо отказаться от исполнения Договора в одностороннем порядке.</w:t>
       </w:r>
     </w:p>
     <w:p>
@@ -1072,15 +524,13 @@
           <w:b/>
           <w:sz w:val="22"/>
           <w:szCs w:val="22"/>
-          <w:highlight w:val="yellow"/>
-        </w:rPr>
-      </w:pPr>
-      <w:r>
-        <w:rPr>
-          <w:b/>
-          <w:sz w:val="22"/>
-          <w:szCs w:val="22"/>
-          <w:highlight w:val="yellow"/>
+        </w:rPr>
+      </w:pPr>
+      <w:r>
+        <w:rPr>
+          <w:b/>
+          <w:sz w:val="22"/>
+          <w:szCs w:val="22"/>
         </w:rPr>
         <w:t xml:space="preserve">Представитель по доверенности </w:t>
       </w:r>
@@ -1091,20 +541,13 @@
           <w:b/>
           <w:sz w:val="22"/>
           <w:szCs w:val="22"/>
-          <w:highlight w:val="yellow"/>
-        </w:rPr>
-      </w:pPr>
-      <w:r>
-        <w:rPr>
-          <w:b/>
-        </w:rPr>
-        <w:t>ООО</w:t>
-      </w:r>
-      <w:r>
-        <w:rPr>
-          <w:b/>
-        </w:rPr>
-        <w:t xml:space="preserve"> «</w:t>
+        </w:rPr>
+      </w:pPr>
+      <w:r>
+        <w:rPr>
+          <w:b/>
+        </w:rPr>
+        <w:t>ООО «</w:t>
       </w:r>
       <w:r>
         <w:rPr>
@@ -1156,13 +599,7 @@
         <w:rPr>
           <w:b/>
         </w:rPr>
-        <w:t>»</w:t>
-      </w:r>
-      <w:r>
-        <w:rPr>
-          <w:b/>
-        </w:rPr>
-        <w:t>_</w:t>
+        <w:t>»_</w:t>
       </w:r>
       <w:proofErr w:type="gramEnd"/>
       <w:r>
@@ -1176,7 +613,6 @@
           <w:b/>
           <w:sz w:val="22"/>
           <w:szCs w:val="22"/>
-          <w:highlight w:val="yellow"/>
         </w:rPr>
         <w:t>______________</w:t>
       </w:r>
@@ -1194,7 +630,6 @@
           <w:b/>
           <w:sz w:val="22"/>
           <w:szCs w:val="22"/>
-          <w:highlight w:val="yellow"/>
         </w:rPr>
         <w:t>Нигматов Д.С.</w:t>
       </w:r>
@@ -1211,13 +646,14 @@
     </w:p>
     <w:p>
       <w:pPr>
-        <w:spacing w:line="256" w:lineRule="auto"/>
-        <w:rPr>
-          <w:sz w:val="22"/>
-          <w:szCs w:val="22"/>
-        </w:rPr>
-      </w:pPr>
-    </w:p>
+        <w:spacing w:line="254" w:lineRule="auto"/>
+        <w:rPr>
+          <w:sz w:val="22"/>
+          <w:szCs w:val="22"/>
+        </w:rPr>
+      </w:pPr>
+    </w:p>
+    <w:p/>
     <w:sectPr>
       <w:pgSz w:w="11906" w:h="16838"/>
       <w:pgMar w:top="709" w:right="849" w:bottom="1134" w:left="993" w:header="708" w:footer="708" w:gutter="0"/>
